--- a/server/src/templates/contratto_punto_prelievi.docx
+++ b/server/src/templates/contratto_punto_prelievi.docx
@@ -1205,25 +1205,7 @@
           <w:sz w:val="20"/>
           <w:szCs w:val="20"/>
         </w:rPr>
-        <w:t xml:space="preserve">a garantire il servizio infermieristico per l’esecuzione dei prelievi tramite personale qualificato e dotato degli idonei titoli previsti dalla legge, nonché a garantire il pieno rispetto delle procedure </w:t>
-      </w:r>
-      <w:r>
-        <w:rPr>
-          <w:rFonts w:ascii="Arial" w:hAnsi="Arial" w:cs="Arial"/>
-          <w:bCs/>
-          <w:sz w:val="20"/>
-          <w:szCs w:val="20"/>
-        </w:rPr>
-        <w:t>Toscana Diagnostica</w:t>
-      </w:r>
-      <w:r>
-        <w:rPr>
-          <w:rFonts w:ascii="Arial" w:hAnsi="Arial" w:cs="Arial"/>
-          <w:bCs/>
-          <w:sz w:val="20"/>
-          <w:szCs w:val="20"/>
-        </w:rPr>
-        <w:t xml:space="preserve"> e a fornire al proprio personale tutti i dispositivi di protezione individuale richiesti dal tipo di attività svolta (quali, a mero titolo esemplificativo e non esaustivo, camice, guanti e mascherina etc.);</w:t>
+        <w:t>{#td_nursing}a garantire il servizio infermieristico per l’esecuzione dei prelievi tramite personale qualificato e dotato degli idonei titoli previsti dalla legge, nonché a garantire il pieno rispetto delle procedure Toscana Diagnostica e a fornire al proprio personale tutti i dispositivi di protezione individuale richiesti dal tipo di attività svolta (quali, a mero titolo esemplificativo e non esaustivo, camice, guanti e mascherina etc.);{/td_nursing}</w:t>
       </w:r>
     </w:p>
     <w:p>
@@ -1252,6 +1234,35 @@
           <w:sz w:val="20"/>
           <w:szCs w:val="20"/>
         </w:rPr>
+        <w:t>{#td_reception}a garantire, tramite proprio personale e propri sistemi, il servizio di segreteria, accettazione, prenotazione, gestione delle prescrizioni mediche, gestione ed amministrazione dei rapporti con gli utenti (ivi inclusa la gestione delle attività relative al trattamento dei dati personali ed alla acquisizione dei consensi privacy e sanitari, ove previsto dalla normativa), stampa e consegna dei referti agli utenti, contabilità e fatturazione all’utenza e gestione degli incassi;{/td_reception}</w:t>
+      </w:r>
+    </w:p>
+    <w:p>
+      <w:pPr>
+        <w:pStyle w:val="Paragrafoelenco"/>
+        <w:numPr>
+          <w:ilvl w:val="0"/>
+          <w:numId w:val="13"/>
+        </w:numPr>
+        <w:suppressAutoHyphens w:val="0"/>
+        <w:spacing w:after="120"/>
+        <w:ind w:right="-2"/>
+        <w:contextualSpacing w:val="0"/>
+        <w:jc w:val="both"/>
+        <w:rPr>
+          <w:rFonts w:ascii="Arial" w:hAnsi="Arial" w:cs="Arial"/>
+          <w:bCs/>
+          <w:sz w:val="20"/>
+          <w:szCs w:val="20"/>
+        </w:rPr>
+      </w:pPr>
+      <w:r>
+        <w:rPr>
+          <w:rFonts w:ascii="Arial" w:hAnsi="Arial" w:cs="Arial"/>
+          <w:bCs/>
+          <w:sz w:val="20"/>
+          <w:szCs w:val="20"/>
+        </w:rPr>
         <w:t>a mantenere l’esclusiva nel comune di {site_city} su eventuali ulteriori aperture.</w:t>
       </w:r>
     </w:p>
@@ -1446,124 +1457,36 @@
           <w:sz w:val="20"/>
           <w:szCs w:val="20"/>
         </w:rPr>
-        <w:t>a garantire il</w:t>
-      </w:r>
-      <w:r>
-        <w:rPr>
-          <w:rFonts w:ascii="Arial" w:hAnsi="Arial" w:cs="Arial"/>
-          <w:bCs/>
-          <w:sz w:val="20"/>
-          <w:szCs w:val="20"/>
-        </w:rPr>
-        <w:t xml:space="preserve"> servizio di segreteria</w:t>
-      </w:r>
-      <w:r>
-        <w:rPr>
-          <w:rFonts w:ascii="Arial" w:hAnsi="Arial" w:cs="Arial"/>
-          <w:bCs/>
-          <w:sz w:val="20"/>
-          <w:szCs w:val="20"/>
-        </w:rPr>
-        <w:t xml:space="preserve">, </w:t>
-      </w:r>
-      <w:r>
-        <w:rPr>
-          <w:rFonts w:ascii="Arial" w:hAnsi="Arial" w:cs="Arial"/>
-          <w:bCs/>
-          <w:sz w:val="20"/>
-          <w:szCs w:val="20"/>
-        </w:rPr>
-        <w:t>accettazione, servizi di prenotazione</w:t>
-      </w:r>
-      <w:r>
-        <w:rPr>
-          <w:rFonts w:ascii="Arial" w:hAnsi="Arial" w:cs="Arial"/>
-          <w:bCs/>
-          <w:sz w:val="20"/>
-          <w:szCs w:val="20"/>
-        </w:rPr>
-        <w:t xml:space="preserve">, </w:t>
-      </w:r>
-      <w:r>
-        <w:rPr>
-          <w:rFonts w:ascii="Arial" w:hAnsi="Arial" w:cs="Arial"/>
-          <w:bCs/>
-          <w:sz w:val="20"/>
-          <w:szCs w:val="20"/>
-        </w:rPr>
-        <w:t>gestione delle prescrizioni mediche</w:t>
-      </w:r>
-      <w:r>
-        <w:rPr>
-          <w:rFonts w:ascii="Arial" w:hAnsi="Arial" w:cs="Arial"/>
-          <w:bCs/>
-          <w:sz w:val="20"/>
-          <w:szCs w:val="20"/>
-        </w:rPr>
-        <w:t xml:space="preserve">, </w:t>
-      </w:r>
-      <w:r>
-        <w:rPr>
-          <w:rFonts w:ascii="Arial" w:hAnsi="Arial" w:cs="Arial"/>
-          <w:bCs/>
-          <w:sz w:val="20"/>
-          <w:szCs w:val="20"/>
-        </w:rPr>
-        <w:t>gestione ed amministrazione dei rapporti con gli utenti (ivi inclusa la gestione delle attività relative al trattamento dei dati personali ed alla acquisizione dei consensi privacy e sanitari, ove previsto dalla normativa)</w:t>
-      </w:r>
-      <w:r>
-        <w:rPr>
-          <w:rFonts w:ascii="Arial" w:hAnsi="Arial" w:cs="Arial"/>
-          <w:bCs/>
-          <w:sz w:val="20"/>
-          <w:szCs w:val="20"/>
-        </w:rPr>
-        <w:t xml:space="preserve">, </w:t>
-      </w:r>
-      <w:r>
-        <w:rPr>
-          <w:rFonts w:ascii="Arial" w:hAnsi="Arial" w:cs="Arial"/>
-          <w:bCs/>
-          <w:sz w:val="20"/>
-          <w:szCs w:val="20"/>
-        </w:rPr>
-        <w:t>stampa e consegna dei referti agli utenti</w:t>
-      </w:r>
-      <w:r>
-        <w:rPr>
-          <w:rFonts w:ascii="Arial" w:hAnsi="Arial" w:cs="Arial"/>
-          <w:bCs/>
-          <w:sz w:val="20"/>
-          <w:szCs w:val="20"/>
-        </w:rPr>
-        <w:t xml:space="preserve">, </w:t>
-      </w:r>
-      <w:r>
-        <w:rPr>
-          <w:rFonts w:ascii="Arial" w:hAnsi="Arial" w:cs="Arial"/>
-          <w:bCs/>
-          <w:sz w:val="20"/>
-          <w:szCs w:val="20"/>
-        </w:rPr>
-        <w:t xml:space="preserve">contabilità e fatturazione all’utenza e gestione degli incassi. Si precisa che la fatturazione sarà effettuata tramite sistemi </w:t>
-      </w:r>
-      <w:r>
-        <w:rPr>
-          <w:rFonts w:ascii="Arial" w:hAnsi="Arial" w:cs="Arial"/>
-          <w:bCs/>
-          <w:sz w:val="20"/>
-          <w:szCs w:val="20"/>
-        </w:rPr>
-        <w:t>Toscana Diagnostica</w:t>
-      </w:r>
-      <w:r>
-        <w:rPr>
-          <w:rFonts w:ascii="Arial" w:hAnsi="Arial" w:cs="Arial"/>
-          <w:bCs/>
-          <w:sz w:val="20"/>
-          <w:szCs w:val="20"/>
-        </w:rPr>
-        <w:t xml:space="preserve"> e le fatture saranno emesse a nome di quest’ultima;</w:t>
+        <w:t>{#host_reception}a garantire il servizio di segreteria, accettazione, servizi di prenotazione, gestione delle prescrizioni mediche, gestione ed amministrazione dei rapporti con gli utenti (ivi inclusa la gestione delle attività relative al trattamento dei dati personali ed alla acquisizione dei consensi privacy e sanitari, ove previsto dalla normativa), stampa e consegna dei referti agli utenti, contabilità e fatturazione all’utenza e gestione degli incassi. Si precisa che la fatturazione sarà effettuata tramite sistemi Toscana Diagnostica e le fatture saranno emesse a nome di quest’ultima;{/host_reception}</w:t>
+      </w:r>
+    </w:p>
+    <w:p>
+      <w:pPr>
+        <w:pStyle w:val="Paragrafoelenco"/>
+        <w:numPr>
+          <w:ilvl w:val="0"/>
+          <w:numId w:val="14"/>
+        </w:numPr>
+        <w:suppressAutoHyphens w:val="0"/>
+        <w:spacing w:after="120"/>
+        <w:ind w:right="-2"/>
+        <w:contextualSpacing w:val="0"/>
+        <w:jc w:val="both"/>
+        <w:rPr>
+          <w:rFonts w:ascii="Arial" w:hAnsi="Arial" w:cs="Arial"/>
+          <w:bCs/>
+          <w:sz w:val="20"/>
+          <w:szCs w:val="20"/>
+        </w:rPr>
+      </w:pPr>
+      <w:r>
+        <w:rPr>
+          <w:rFonts w:ascii="Arial" w:hAnsi="Arial" w:cs="Arial"/>
+          <w:bCs/>
+          <w:sz w:val="20"/>
+          <w:szCs w:val="20"/>
+        </w:rPr>
+        <w:t>{#host_nursing}a garantire il servizio infermieristico per l’esecuzione dei prelievi tramite proprio personale qualificato e dotato degli idonei titoli previsti dalla legge, nel pieno rispetto delle procedure Toscana Diagnostica, fornendo al proprio personale tutti i dispositivi di protezione individuale richiesti dal tipo di attività svolta; il personale infermieristico impiegato resta in rapporto esclusivo con la Società, senza alcun vincolo con Toscana Diagnostica;{/host_nursing}</w:t>
       </w:r>
     </w:p>
     <w:p>

--- a/server/src/templates/contratto_punto_prelievi.docx
+++ b/server/src/templates/contratto_punto_prelievi.docx
@@ -2440,7 +2440,7 @@
           <w:sz w:val="20"/>
           <w:szCs w:val="20"/>
         </w:rPr>
-        <w:t>{fee_clause} Detto corrispettivo costituisce una remunerazione complessiva ed onnicomprensiva per la prestazione dei Servizi da parte della Società.</w:t>
+        <w:t>{-w:p fee_items}{text}{/fee_items}</w:t>
       </w:r>
     </w:p>
     <w:p>
